--- a/AI-Economics-IR/PP518x-2026t27-AI-New-Asian-State/DQ-2026.10-Course-Design-AI-New-Asian-State.docx
+++ b/AI-Economics-IR/PP518x-2026t27-AI-New-Asian-State/DQ-2026.10-Course-Design-AI-New-Asian-State.docx
@@ -82,27 +82,24 @@
     </w:p>
     <w:p>
       <w:pPr>
-        <w:rPr>
-          <w:rFonts w:ascii="Gentium Plus" w:hAnsi="Gentium Plus" w:cs="Gentium Plus"/>
-        </w:rPr>
-      </w:pPr>
-      <w:r>
-        <w:rPr>
-          <w:rFonts w:ascii="Gentium Plus" w:hAnsi="Gentium Plus" w:cs="Gentium Plus"/>
-        </w:rPr>
-        <w:t xml:space="preserve">AI will potentially transform production, markets, and economic growth, changing the foundations of Asian development. What state institutions and policy capabilities will Asia’s societies need? This course examines how technological change interacts with economic incentives, political power, institutions, and distributional conflict. Students connect task substitution, productivity, diffusion, and comparative advantage to the developmental state, legitimacy, and strategic interdependence. Through short lectures, readings, country briefings, and collaborative design exercises, </w:t>
-      </w:r>
-      <w:r>
-        <w:rPr>
-          <w:rFonts w:ascii="Gentium Plus" w:hAnsi="Gentium Plus" w:cs="Gentium Plus"/>
-        </w:rPr>
-        <w:t>students</w:t>
-      </w:r>
-      <w:r>
-        <w:rPr>
-          <w:rFonts w:ascii="Gentium Plus" w:hAnsi="Gentium Plus" w:cs="Gentium Plus"/>
-        </w:rPr>
-        <w:t xml:space="preserve"> assess opportunities and constraints across Asian economies. Individual policy memos and team White Papers develop feasible national AI strategies for growth and social development, grounded in evidence and institutional realities.</w:t>
+        <w:widowControl w:val="0"/>
+        <w:tabs>
+          <w:tab w:val="left" w:pos="567"/>
+          <w:tab w:val="left" w:pos="1134"/>
+          <w:tab w:val="left" w:pos="1701"/>
+          <w:tab w:val="left" w:pos="2268"/>
+        </w:tabs>
+        <w:rPr>
+          <w:rFonts w:ascii="Gentium Plus" w:hAnsi="Gentium Plus" w:cs="Gentium Plus"/>
+          <w:color w:val="000000" w:themeColor="text1"/>
+        </w:rPr>
+      </w:pPr>
+      <w:r>
+        <w:rPr>
+          <w:rFonts w:ascii="Gentium Plus" w:hAnsi="Gentium Plus" w:cs="Gentium Plus"/>
+          <w:color w:val="000000" w:themeColor="text1"/>
+        </w:rPr>
+        <w:t xml:space="preserve">Artificial intelligence will potentially transform production, employment, markets, and economic growth, challenging the foundations of Asia’s development models. What new institutions and policy capabilities will Asian states need? Combining economics and political science, this course examines AI’s implications for productivity, technological diffusion, comparative advantage, and international interdependence. It explores how these changes interact with the developmental state, political power, distributional conflict, legitimacy, and the social compact. Students will learn to evaluate empirical evidence, identify economic and institutional constraints, compare national development pathways, and formulate evidence-based policy strategies for harnessing AI to advance prosperity and social development across diverse Asian economies. </w:t>
       </w:r>
     </w:p>
     <w:p>
@@ -317,6 +314,290 @@
         <w:rPr>
           <w:rFonts w:ascii="Gentium Plus" w:hAnsi="Gentium Plus" w:cs="Gentium Plus"/>
         </w:rPr>
+        <w:t xml:space="preserve"> The course’s analytical framework, therefore, is the following:</w:t>
+      </w:r>
+    </w:p>
+    <w:p>
+      <w:pPr>
+        <w:rPr>
+          <w:rFonts w:ascii="Gentium Plus" w:hAnsi="Gentium Plus" w:cs="Gentium Plus"/>
+        </w:rPr>
+      </w:pPr>
+      <w:r>
+        <w:rPr>
+          <w:rFonts w:ascii="Gentium Plus" w:hAnsi="Gentium Plus" w:cs="Gentium Plus"/>
+          <w:noProof/>
+        </w:rPr>
+        <w:lastRenderedPageBreak/>
+        <w:drawing>
+          <wp:inline distT="0" distB="0" distL="0" distR="0" wp14:anchorId="3ED27F64" wp14:editId="0CBE4A88">
+            <wp:extent cx="6136005" cy="3004820"/>
+            <wp:effectExtent l="0" t="0" r="0" b="5080"/>
+            <wp:docPr id="1625982051" name="Picture 1"/>
+            <wp:cNvGraphicFramePr>
+              <a:graphicFrameLocks xmlns:a="http://schemas.openxmlformats.org/drawingml/2006/main" noChangeAspect="1"/>
+            </wp:cNvGraphicFramePr>
+            <a:graphic xmlns:a="http://schemas.openxmlformats.org/drawingml/2006/main">
+              <a:graphicData uri="http://schemas.openxmlformats.org/drawingml/2006/picture">
+                <pic:pic xmlns:pic="http://schemas.openxmlformats.org/drawingml/2006/picture">
+                  <pic:nvPicPr>
+                    <pic:cNvPr id="1625982051" name="Picture 1625982051"/>
+                    <pic:cNvPicPr/>
+                  </pic:nvPicPr>
+                  <pic:blipFill>
+                    <a:blip r:embed="rId8"/>
+                    <a:stretch>
+                      <a:fillRect/>
+                    </a:stretch>
+                  </pic:blipFill>
+                  <pic:spPr>
+                    <a:xfrm>
+                      <a:off x="0" y="0"/>
+                      <a:ext cx="6136005" cy="3004820"/>
+                    </a:xfrm>
+                    <a:prstGeom prst="rect">
+                      <a:avLst/>
+                    </a:prstGeom>
+                  </pic:spPr>
+                </pic:pic>
+              </a:graphicData>
+            </a:graphic>
+          </wp:inline>
+        </w:drawing>
+      </w:r>
+    </w:p>
+    <w:p>
+      <w:pPr>
+        <w:rPr>
+          <w:rFonts w:ascii="Gentium Plus" w:hAnsi="Gentium Plus" w:cs="Gentium Plus"/>
+        </w:rPr>
+      </w:pPr>
+    </w:p>
+    <w:p>
+      <w:pPr>
+        <w:rPr>
+          <w:rFonts w:ascii="Gentium Plus" w:hAnsi="Gentium Plus" w:cs="Gentium Plus"/>
+        </w:rPr>
+      </w:pPr>
+      <w:r>
+        <w:rPr>
+          <w:rFonts w:ascii="Gentium Plus" w:hAnsi="Gentium Plus" w:cs="Gentium Plus"/>
+        </w:rPr>
+        <w:t>To illustrate</w:t>
+      </w:r>
+      <w:r>
+        <w:rPr>
+          <w:rFonts w:ascii="Gentium Plus" w:hAnsi="Gentium Plus" w:cs="Gentium Plus"/>
+        </w:rPr>
+        <w:t xml:space="preserve"> </w:t>
+      </w:r>
+      <w:r>
+        <w:rPr>
+          <w:rFonts w:ascii="Gentium Plus" w:hAnsi="Gentium Plus" w:cs="Gentium Plus"/>
+        </w:rPr>
+        <w:t>the</w:t>
+      </w:r>
+      <w:r>
+        <w:rPr>
+          <w:rFonts w:ascii="Gentium Plus" w:hAnsi="Gentium Plus" w:cs="Gentium Plus"/>
+        </w:rPr>
+        <w:t xml:space="preserve"> workings</w:t>
+      </w:r>
+      <w:r>
+        <w:rPr>
+          <w:rFonts w:ascii="Gentium Plus" w:hAnsi="Gentium Plus" w:cs="Gentium Plus"/>
+        </w:rPr>
+        <w:t xml:space="preserve"> of this framework</w:t>
+      </w:r>
+      <w:r>
+        <w:rPr>
+          <w:rFonts w:ascii="Gentium Plus" w:hAnsi="Gentium Plus" w:cs="Gentium Plus"/>
+        </w:rPr>
+        <w:t xml:space="preserve">, consider the literatures on the developmental state, industrial policy, and weaponized interdependence.  These are of course just a subset of the themes explored in the course but nonetheless help illustrate how the course will work.  Development state ideas consider historically how institutional arrangements translated economic opportunities into structural transformation. The economics of industrial policy analyses coordination failures, information problems, and incentives that may justify or constrain state intervention. </w:t>
+      </w:r>
+      <w:proofErr w:type="spellStart"/>
+      <w:r>
+        <w:rPr>
+          <w:rFonts w:ascii="Gentium Plus" w:hAnsi="Gentium Plus" w:cs="Gentium Plus"/>
+        </w:rPr>
+        <w:t>Weaponised</w:t>
+      </w:r>
+      <w:proofErr w:type="spellEnd"/>
+      <w:r>
+        <w:rPr>
+          <w:rFonts w:ascii="Gentium Plus" w:hAnsi="Gentium Plus" w:cs="Gentium Plus"/>
+        </w:rPr>
+        <w:t xml:space="preserve"> interdependence examines how external network structures and asymmetries can limit the state's feasible choices.  In the course’s analytical framework, AI changes economic possibilities while institutions determine what is feasible and international interdependence constrains the available choices.  </w:t>
+      </w:r>
+    </w:p>
+    <w:p>
+      <w:pPr>
+        <w:rPr>
+          <w:rFonts w:ascii="Gentium Plus" w:hAnsi="Gentium Plus" w:cs="Gentium Plus"/>
+        </w:rPr>
+      </w:pPr>
+      <w:r>
+        <w:rPr>
+          <w:rFonts w:ascii="Gentium Plus" w:hAnsi="Gentium Plus" w:cs="Gentium Plus"/>
+        </w:rPr>
+        <w:t>A concrete example of the application of this framework in an intellectually-integrated way is in the design</w:t>
+      </w:r>
+      <w:r>
+        <w:rPr>
+          <w:rFonts w:ascii="Gentium Plus" w:hAnsi="Gentium Plus" w:cs="Gentium Plus"/>
+        </w:rPr>
+        <w:t xml:space="preserve"> </w:t>
+      </w:r>
+      <w:r>
+        <w:rPr>
+          <w:rFonts w:ascii="Gentium Plus" w:hAnsi="Gentium Plus" w:cs="Gentium Plus"/>
+        </w:rPr>
+        <w:t xml:space="preserve">studio </w:t>
+      </w:r>
+      <w:r>
+        <w:rPr>
+          <w:rFonts w:ascii="Gentium Plus" w:hAnsi="Gentium Plus" w:cs="Gentium Plus"/>
+        </w:rPr>
+        <w:t>work</w:t>
+      </w:r>
+      <w:r>
+        <w:rPr>
+          <w:rFonts w:ascii="Gentium Plus" w:hAnsi="Gentium Plus" w:cs="Gentium Plus"/>
+        </w:rPr>
+        <w:t xml:space="preserve"> t</w:t>
+      </w:r>
+      <w:r>
+        <w:rPr>
+          <w:rFonts w:ascii="Gentium Plus" w:hAnsi="Gentium Plus" w:cs="Gentium Plus"/>
+        </w:rPr>
+        <w:t>hat</w:t>
+      </w:r>
+      <w:r>
+        <w:rPr>
+          <w:rFonts w:ascii="Gentium Plus" w:hAnsi="Gentium Plus" w:cs="Gentium Plus"/>
+        </w:rPr>
+        <w:t xml:space="preserve"> build up to the White Paper.  Suppose the Malaysian government is deliberating on subsidizing AI adoption by small or medium-sized manufacturing firms.  The economic analysis investigates if AI lowers production costs, strengthens worker productivity (thus raising employment), or shifts Malaysia’s comparative advantage in trade.  Development state reasoning looks at whether the government can identify beneficiaries, coordinate related investments, and monitor and disciple firms receiving subsidies.  Who benefits, who loses, and by how much? Can the stakeholders sustain implementation?  Strategic interdependence checks if dependence on foreign suppliers grows to be unacceptable.  </w:t>
+      </w:r>
+    </w:p>
+    <w:p>
+      <w:pPr>
+        <w:rPr>
+          <w:rFonts w:ascii="Gentium Plus" w:hAnsi="Gentium Plus" w:cs="Gentium Plus"/>
+          <w:lang w:val="en-SG"/>
+        </w:rPr>
+      </w:pPr>
+      <w:r>
+        <w:rPr>
+          <w:rFonts w:ascii="Gentium Plus" w:hAnsi="Gentium Plus" w:cs="Gentium Plus"/>
+        </w:rPr>
+        <w:t xml:space="preserve">The course does not engage in reflection on different possible trajectories of AI as a separate substantive topic. Instead, it considers the consequences of different assumptions, applying analytical methods where uncertainty is integrated in the modelling.  For instance, </w:t>
+      </w:r>
+      <w:r>
+        <w:rPr>
+          <w:rFonts w:ascii="Gentium Plus" w:hAnsi="Gentium Plus" w:cs="Gentium Plus"/>
+        </w:rPr>
+        <w:t xml:space="preserve">in week 5 when </w:t>
+      </w:r>
+      <w:proofErr w:type="spellStart"/>
+      <w:r>
+        <w:rPr>
+          <w:rFonts w:ascii="Gentium Plus" w:hAnsi="Gentium Plus" w:cs="Gentium Plus"/>
+        </w:rPr>
+        <w:t>analysing</w:t>
+      </w:r>
+      <w:proofErr w:type="spellEnd"/>
+      <w:r>
+        <w:rPr>
+          <w:rFonts w:ascii="Gentium Plus" w:hAnsi="Gentium Plus" w:cs="Gentium Plus"/>
+        </w:rPr>
+        <w:t xml:space="preserve"> firms and agents, students will see how the answers on developmental gains depend on </w:t>
+      </w:r>
+      <w:r>
+        <w:rPr>
+          <w:rFonts w:ascii="Gentium Plus" w:hAnsi="Gentium Plus" w:cs="Gentium Plus"/>
+          <w:lang w:val="en-SG"/>
+        </w:rPr>
+        <w:t>substitution elasticities, complementarities, diffusion, market structure, bargaining power and institutions.</w:t>
+      </w:r>
+      <w:r>
+        <w:rPr>
+          <w:rFonts w:ascii="Gentium Plus" w:hAnsi="Gentium Plus" w:cs="Gentium Plus"/>
+          <w:lang w:val="en-SG"/>
+        </w:rPr>
+        <w:t xml:space="preserve">  </w:t>
+      </w:r>
+      <w:r>
+        <w:rPr>
+          <w:rFonts w:ascii="Gentium Plus" w:hAnsi="Gentium Plus" w:cs="Gentium Plus"/>
+          <w:lang w:val="en-SG"/>
+        </w:rPr>
+        <w:t>Similarly, whether AI increases or reduces small-state autonomy depends partly on whether frontier capability remains concentrated or becomes widely accessible.</w:t>
+      </w:r>
+      <w:r>
+        <w:rPr>
+          <w:rFonts w:ascii="Gentium Plus" w:hAnsi="Gentium Plus" w:cs="Gentium Plus"/>
+          <w:lang w:val="en-SG"/>
+        </w:rPr>
+        <w:t xml:space="preserve">  Again, uncertainty over different AI trajectories is integrated in the narrative, but is not a separate topic.  </w:t>
+      </w:r>
+    </w:p>
+    <w:p>
+      <w:pPr>
+        <w:rPr>
+          <w:rFonts w:ascii="Gentium Plus" w:hAnsi="Gentium Plus" w:cs="Gentium Plus"/>
+          <w:lang w:val="en-SG"/>
+        </w:rPr>
+      </w:pPr>
+      <w:r>
+        <w:rPr>
+          <w:rFonts w:ascii="Gentium Plus" w:hAnsi="Gentium Plus" w:cs="Gentium Plus"/>
+        </w:rPr>
+        <w:lastRenderedPageBreak/>
+        <w:t xml:space="preserve">In their design studio work, </w:t>
+      </w:r>
+      <w:r>
+        <w:rPr>
+          <w:rFonts w:ascii="Gentium Plus" w:hAnsi="Gentium Plus" w:cs="Gentium Plus"/>
+        </w:rPr>
+        <w:t xml:space="preserve">students </w:t>
+      </w:r>
+      <w:r>
+        <w:rPr>
+          <w:rFonts w:ascii="Gentium Plus" w:hAnsi="Gentium Plus" w:cs="Gentium Plus"/>
+        </w:rPr>
+        <w:t xml:space="preserve">will constantly be asked </w:t>
+      </w:r>
+      <w:r>
+        <w:rPr>
+          <w:rFonts w:ascii="Gentium Plus" w:hAnsi="Gentium Plus" w:cs="Gentium Plus"/>
+        </w:rPr>
+        <w:t xml:space="preserve">to identify which of their policy recommendations are robust to plausible alternative AI trajectories, and which depend on </w:t>
+      </w:r>
+      <w:proofErr w:type="gramStart"/>
+      <w:r>
+        <w:rPr>
+          <w:rFonts w:ascii="Gentium Plus" w:hAnsi="Gentium Plus" w:cs="Gentium Plus"/>
+        </w:rPr>
+        <w:t>particular assumptions</w:t>
+      </w:r>
+      <w:proofErr w:type="gramEnd"/>
+      <w:r>
+        <w:rPr>
+          <w:rFonts w:ascii="Gentium Plus" w:hAnsi="Gentium Plus" w:cs="Gentium Plus"/>
+        </w:rPr>
+        <w:t>.</w:t>
+      </w:r>
+    </w:p>
+    <w:p>
+      <w:pPr>
+        <w:rPr>
+          <w:rFonts w:ascii="Gentium Plus" w:hAnsi="Gentium Plus" w:cs="Gentium Plus"/>
+        </w:rPr>
+      </w:pPr>
+      <w:r>
+        <w:rPr>
+          <w:rFonts w:ascii="Gentium Plus" w:hAnsi="Gentium Plus" w:cs="Gentium Plus"/>
+        </w:rPr>
         <w:t xml:space="preserve">The </w:t>
       </w:r>
       <w:r>
@@ -329,19 +610,7 @@
         <w:rPr>
           <w:rFonts w:ascii="Gentium Plus" w:hAnsi="Gentium Plus" w:cs="Gentium Plus"/>
         </w:rPr>
-        <w:t xml:space="preserve">intellectual </w:t>
-      </w:r>
-      <w:r>
-        <w:rPr>
-          <w:rFonts w:ascii="Gentium Plus" w:hAnsi="Gentium Plus" w:cs="Gentium Plus"/>
-        </w:rPr>
-        <w:t xml:space="preserve">breakdown </w:t>
-      </w:r>
-      <w:r>
-        <w:rPr>
-          <w:rFonts w:ascii="Gentium Plus" w:hAnsi="Gentium Plus" w:cs="Gentium Plus"/>
-        </w:rPr>
-        <w:t>is</w:t>
+        <w:t>intellectual breakdown is</w:t>
       </w:r>
       <w:r>
         <w:rPr>
@@ -353,14 +622,7 @@
         <w:rPr>
           <w:rFonts w:ascii="Gentium Plus" w:hAnsi="Gentium Plus" w:cs="Gentium Plus"/>
         </w:rPr>
-        <w:t xml:space="preserve"> 40 percent economics, 40 percent political science, and 20 percent synthesis and policy design. These are teaching </w:t>
-      </w:r>
-      <w:r>
-        <w:rPr>
-          <w:rFonts w:ascii="Gentium Plus" w:hAnsi="Gentium Plus" w:cs="Gentium Plus"/>
-        </w:rPr>
-        <w:lastRenderedPageBreak/>
-        <w:t xml:space="preserve">priorities, </w:t>
+        <w:t xml:space="preserve"> 40 percent economics, 40 percent political science, and 20 percent synthesis and policy design. These are teaching priorities, </w:t>
       </w:r>
       <w:r>
         <w:rPr>
@@ -372,19 +634,7 @@
         <w:rPr>
           <w:rFonts w:ascii="Gentium Plus" w:hAnsi="Gentium Plus" w:cs="Gentium Plus"/>
         </w:rPr>
-        <w:t xml:space="preserve">not separate blocks or grading weights. </w:t>
-      </w:r>
-      <w:r>
-        <w:rPr>
-          <w:rFonts w:ascii="Gentium Plus" w:hAnsi="Gentium Plus" w:cs="Gentium Plus"/>
-        </w:rPr>
-        <w:t>What AI induces in</w:t>
-      </w:r>
-      <w:r>
-        <w:rPr>
-          <w:rFonts w:ascii="Gentium Plus" w:hAnsi="Gentium Plus" w:cs="Gentium Plus"/>
-        </w:rPr>
-        <w:t xml:space="preserve"> competition, innovation, and public finance </w:t>
+        <w:t xml:space="preserve">not separate blocks or grading weights. What AI induces in competition, innovation, and public finance </w:t>
       </w:r>
       <w:r>
         <w:rPr>
@@ -396,13 +646,7 @@
         <w:rPr>
           <w:rFonts w:ascii="Gentium Plus" w:hAnsi="Gentium Plus" w:cs="Gentium Plus"/>
         </w:rPr>
-        <w:t xml:space="preserve"> change a country’s policy choices</w:t>
-      </w:r>
-      <w:r>
-        <w:rPr>
-          <w:rFonts w:ascii="Gentium Plus" w:hAnsi="Gentium Plus" w:cs="Gentium Plus"/>
-        </w:rPr>
-        <w:t xml:space="preserve">, to which </w:t>
+        <w:t xml:space="preserve"> change a country’s policy choices, to which </w:t>
       </w:r>
       <w:r>
         <w:rPr>
@@ -426,13 +670,7 @@
         <w:rPr>
           <w:rFonts w:ascii="Gentium Plus" w:hAnsi="Gentium Plus" w:cs="Gentium Plus"/>
         </w:rPr>
-        <w:t>science</w:t>
-      </w:r>
-      <w:r>
-        <w:rPr>
-          <w:rFonts w:ascii="Gentium Plus" w:hAnsi="Gentium Plus" w:cs="Gentium Plus"/>
-        </w:rPr>
-        <w:t xml:space="preserve">. </w:t>
+        <w:t xml:space="preserve">science. </w:t>
       </w:r>
     </w:p>
     <w:p>
@@ -807,6 +1045,7 @@
                 <w:rFonts w:ascii="Gentium Plus" w:hAnsi="Gentium Plus" w:cs="Gentium Plus"/>
                 <w:sz w:val="20"/>
               </w:rPr>
+              <w:lastRenderedPageBreak/>
               <w:t>30–75</w:t>
             </w:r>
           </w:p>
@@ -1013,7 +1252,6 @@
                 <w:rFonts w:ascii="Gentium Plus" w:hAnsi="Gentium Plus" w:cs="Gentium Plus"/>
                 <w:sz w:val="20"/>
               </w:rPr>
-              <w:lastRenderedPageBreak/>
               <w:t>85–130</w:t>
             </w:r>
           </w:p>
@@ -1438,7 +1676,7 @@
         </w:rPr>
         <w:t xml:space="preserve">L means the reading is in the authoritative Google Drive Library’s </w:t>
       </w:r>
-      <w:hyperlink r:id="rId8">
+      <w:hyperlink r:id="rId9">
         <w:r>
           <w:rPr>
             <w:rFonts w:ascii="Gentium Plus" w:hAnsi="Gentium Plus" w:cs="Gentium Plus"/>
@@ -2336,7 +2574,19 @@
         <w:rPr>
           <w:rFonts w:ascii="Gentium Plus" w:hAnsi="Gentium Plus" w:cs="Gentium Plus"/>
         </w:rPr>
-        <w:t>Studio: In 45 minutes, teams use the already-submitted individual memos to identify a common problem and disagreements about policy. In 35 minutes, negotiate a transition package, testing delivery for informal workers and the credibility of compensation. In 15 minutes, record what the team will adopt, reject, or investigate. Output: social compact and strategy priorities. Individual 1,200-word memo due at the start of this session.</w:t>
+        <w:t xml:space="preserve">Studio: In 45 minutes, teams use the already-submitted individual memos to identify a common problem and disagreements about policy. In 35 minutes, negotiate a transition package, testing delivery for informal workers and the credibility of compensation. In 15 minutes, record what the team will adopt, reject, or investigate. Output: social compact and strategy priorities. Individual 1,200-word memo due </w:t>
+      </w:r>
+      <w:r>
+        <w:rPr>
+          <w:rFonts w:ascii="Gentium Plus" w:hAnsi="Gentium Plus" w:cs="Gentium Plus"/>
+        </w:rPr>
+        <w:t>Friday COB</w:t>
+      </w:r>
+      <w:r>
+        <w:rPr>
+          <w:rFonts w:ascii="Gentium Plus" w:hAnsi="Gentium Plus" w:cs="Gentium Plus"/>
+        </w:rPr>
+        <w:t>.</w:t>
       </w:r>
     </w:p>
     <w:p>
@@ -2876,7 +3126,19 @@
         <w:rPr>
           <w:rFonts w:ascii="Gentium Plus" w:hAnsi="Gentium Plus" w:cs="Gentium Plus"/>
         </w:rPr>
-        <w:t>Studio: In 45 minutes, cost the team’s three interventions and compare financing instruments under a baseline and an adverse scenario. In 35 minutes, finance-ministry and coalition roles challenge tax incidence, collection capacity, and spending commitments. In 15 minutes, reconcile the budget and identify a reform that is robust across scenarios. Output: fiscal envelope and financing plan.</w:t>
+        <w:t xml:space="preserve">Studio: </w:t>
+      </w:r>
+      <w:r>
+        <w:rPr>
+          <w:rFonts w:ascii="Gentium Plus" w:hAnsi="Gentium Plus" w:cs="Gentium Plus"/>
+        </w:rPr>
+        <w:t xml:space="preserve">Team presentations of White Paper draft.  OR </w:t>
+      </w:r>
+      <w:r>
+        <w:rPr>
+          <w:rFonts w:ascii="Gentium Plus" w:hAnsi="Gentium Plus" w:cs="Gentium Plus"/>
+        </w:rPr>
+        <w:t>In 45 minutes, cost the team’s three interventions and compare financing instruments under a baseline and an adverse scenario. In 35 minutes, finance-ministry and coalition roles challenge tax incidence, collection capacity, and spending commitments. In 15 minutes, reconcile the budget and identify a reform that is robust across scenarios. Output: fiscal envelope and financing plan.</w:t>
       </w:r>
     </w:p>
     <w:p>
@@ -3014,7 +3276,19 @@
         <w:rPr>
           <w:rFonts w:ascii="Gentium Plus" w:hAnsi="Gentium Plus" w:cs="Gentium Plus"/>
         </w:rPr>
-        <w:t>Studio: In 45 minutes, compare two development pathways using relative productivity, input costs, market access, and employment absorption. In 35 minutes, another team changes an input price or external-access assumption and challenges the resulting coalition and policy choices. In 15 minutes, update sector priorities and identify one activity the state should not subsidise. Output: development pathway and trade strategy.</w:t>
+        <w:t xml:space="preserve">Studio: </w:t>
+      </w:r>
+      <w:r>
+        <w:rPr>
+          <w:rFonts w:ascii="Gentium Plus" w:hAnsi="Gentium Plus" w:cs="Gentium Plus"/>
+        </w:rPr>
+        <w:t xml:space="preserve">Team strategy presentations of White Paper draft.  OR </w:t>
+      </w:r>
+      <w:r>
+        <w:rPr>
+          <w:rFonts w:ascii="Gentium Plus" w:hAnsi="Gentium Plus" w:cs="Gentium Plus"/>
+        </w:rPr>
+        <w:t>In 45 minutes, compare two development pathways using relative productivity, input costs, market access, and employment absorption. In 35 minutes, another team changes an input price or external-access assumption and challenges the resulting coalition and policy choices. In 15 minutes, update sector priorities and identify one activity the state should not subsidise. Output: development pathway and trade strategy.</w:t>
       </w:r>
     </w:p>
     <w:p>
@@ -3139,7 +3413,31 @@
         <w:rPr>
           <w:rFonts w:ascii="Gentium Plus" w:hAnsi="Gentium Plus" w:cs="Gentium Plus"/>
         </w:rPr>
-        <w:t>Studio: In 45 minutes, run a cloud-access or chip-supply disruption scenario and compare diversification, regional pooling, and domestic investment. In 35 minutes, conduct a regional negotiation over one shared infrastructure or access arrangement, identifying participation and enforcement incentives. In 15 minutes, finalise contingency triggers and external partnerships. Output: dependency map, cooperation proposal, and strategy stress test.</w:t>
+        <w:t xml:space="preserve">Studio: </w:t>
+      </w:r>
+      <w:r>
+        <w:rPr>
+          <w:rFonts w:ascii="Gentium Plus" w:hAnsi="Gentium Plus" w:cs="Gentium Plus"/>
+        </w:rPr>
+        <w:t xml:space="preserve">Team </w:t>
+      </w:r>
+      <w:r>
+        <w:rPr>
+          <w:rFonts w:ascii="Gentium Plus" w:hAnsi="Gentium Plus" w:cs="Gentium Plus"/>
+        </w:rPr>
+        <w:t xml:space="preserve">strategy </w:t>
+      </w:r>
+      <w:r>
+        <w:rPr>
+          <w:rFonts w:ascii="Gentium Plus" w:hAnsi="Gentium Plus" w:cs="Gentium Plus"/>
+        </w:rPr>
+        <w:t xml:space="preserve">presentations of White Paper draft.  OR </w:t>
+      </w:r>
+      <w:r>
+        <w:rPr>
+          <w:rFonts w:ascii="Gentium Plus" w:hAnsi="Gentium Plus" w:cs="Gentium Plus"/>
+        </w:rPr>
+        <w:t>In 45 minutes, run a cloud-access or chip-supply disruption scenario and compare diversification, regional pooling, and domestic investment. In 35 minutes, conduct a regional negotiation over one shared infrastructure or access arrangement, identifying participation and enforcement incentives. In 15 minutes, finalise contingency triggers and external partnerships. Output: dependency map, cooperation proposal, and strategy stress test.</w:t>
       </w:r>
     </w:p>
     <w:p>
@@ -3265,7 +3563,43 @@
         <w:rPr>
           <w:rFonts w:ascii="Gentium Plus" w:hAnsi="Gentium Plus" w:cs="Gentium Plus"/>
         </w:rPr>
-        <w:t>Studio: In 45 minutes, conduct a parallel cabinet defence in paired teams, with each team receiving an uninterrupted presentation and questioning slot. In 35 minutes, compare strategies across countries and identify reforms whose effectiveness depends on development level or political institutions. In 15 minutes, write an individual reflection on the strongest challenge and one strategy assumption to monitor. Output: defended comparative conclusions. Team 6,000-word White Paper due at the start of this session.</w:t>
+        <w:t xml:space="preserve">Studio: </w:t>
+      </w:r>
+      <w:r>
+        <w:rPr>
+          <w:rFonts w:ascii="Gentium Plus" w:hAnsi="Gentium Plus" w:cs="Gentium Plus"/>
+        </w:rPr>
+        <w:t xml:space="preserve">Team </w:t>
+      </w:r>
+      <w:r>
+        <w:rPr>
+          <w:rFonts w:ascii="Gentium Plus" w:hAnsi="Gentium Plus" w:cs="Gentium Plus"/>
+        </w:rPr>
+        <w:t xml:space="preserve">strategy </w:t>
+      </w:r>
+      <w:r>
+        <w:rPr>
+          <w:rFonts w:ascii="Gentium Plus" w:hAnsi="Gentium Plus" w:cs="Gentium Plus"/>
+        </w:rPr>
+        <w:t xml:space="preserve">presentations of White Paper draft.  OR </w:t>
+      </w:r>
+      <w:r>
+        <w:rPr>
+          <w:rFonts w:ascii="Gentium Plus" w:hAnsi="Gentium Plus" w:cs="Gentium Plus"/>
+        </w:rPr>
+        <w:t xml:space="preserve">In 45 minutes, conduct a parallel cabinet defence in paired teams, with each team receiving an uninterrupted presentation and questioning slot. In 35 minutes, compare strategies across countries and identify reforms whose effectiveness depends on development level or political institutions. In 15 minutes, write an individual reflection on the strongest challenge and one strategy assumption to monitor. Output: defended comparative conclusions. Team 6,000-word White Paper due </w:t>
+      </w:r>
+      <w:r>
+        <w:rPr>
+          <w:rFonts w:ascii="Gentium Plus" w:hAnsi="Gentium Plus" w:cs="Gentium Plus"/>
+        </w:rPr>
+        <w:t>Friday COB</w:t>
+      </w:r>
+      <w:r>
+        <w:rPr>
+          <w:rFonts w:ascii="Gentium Plus" w:hAnsi="Gentium Plus" w:cs="Gentium Plus"/>
+        </w:rPr>
+        <w:t>.</w:t>
       </w:r>
     </w:p>
     <w:p>
@@ -4582,6 +4916,13 @@
           <w:rFonts w:ascii="Gentium Plus" w:hAnsi="Gentium Plus" w:cs="Gentium Plus"/>
           <w:sz w:val="21"/>
         </w:rPr>
+        <w:t>, as typically conceptualized,</w:t>
+      </w:r>
+      <w:r>
+        <w:rPr>
+          <w:rFonts w:ascii="Gentium Plus" w:hAnsi="Gentium Plus" w:cs="Gentium Plus"/>
+          <w:sz w:val="21"/>
+        </w:rPr>
         <w:t xml:space="preserve"> has </w:t>
       </w:r>
       <w:r>
@@ -4596,13 +4937,108 @@
           <w:rFonts w:ascii="Gentium Plus" w:hAnsi="Gentium Plus" w:cs="Gentium Plus"/>
           <w:sz w:val="21"/>
         </w:rPr>
-        <w:t xml:space="preserve">.  This makes </w:t>
+        <w:t xml:space="preserve">.  </w:t>
       </w:r>
       <w:r>
         <w:rPr>
           <w:rFonts w:ascii="Gentium Plus" w:hAnsi="Gentium Plus" w:cs="Gentium Plus"/>
           <w:sz w:val="21"/>
         </w:rPr>
+        <w:t xml:space="preserve">Not </w:t>
+      </w:r>
+      <w:r>
+        <w:rPr>
+          <w:rFonts w:ascii="Gentium Plus" w:hAnsi="Gentium Plus" w:cs="Gentium Plus"/>
+          <w:sz w:val="21"/>
+        </w:rPr>
+        <w:t>all</w:t>
+      </w:r>
+      <w:r>
+        <w:rPr>
+          <w:rFonts w:ascii="Gentium Plus" w:hAnsi="Gentium Plus" w:cs="Gentium Plus"/>
+          <w:sz w:val="21"/>
+        </w:rPr>
+        <w:t xml:space="preserve"> Asian state</w:t>
+      </w:r>
+      <w:r>
+        <w:rPr>
+          <w:rFonts w:ascii="Gentium Plus" w:hAnsi="Gentium Plus" w:cs="Gentium Plus"/>
+          <w:sz w:val="21"/>
+        </w:rPr>
+        <w:t>s</w:t>
+      </w:r>
+      <w:r>
+        <w:rPr>
+          <w:rFonts w:ascii="Gentium Plus" w:hAnsi="Gentium Plus" w:cs="Gentium Plus"/>
+          <w:sz w:val="21"/>
+        </w:rPr>
+        <w:t xml:space="preserve"> ha</w:t>
+      </w:r>
+      <w:r>
+        <w:rPr>
+          <w:rFonts w:ascii="Gentium Plus" w:hAnsi="Gentium Plus" w:cs="Gentium Plus"/>
+          <w:sz w:val="21"/>
+        </w:rPr>
+        <w:t>ve</w:t>
+      </w:r>
+      <w:r>
+        <w:rPr>
+          <w:rFonts w:ascii="Gentium Plus" w:hAnsi="Gentium Plus" w:cs="Gentium Plus"/>
+          <w:sz w:val="21"/>
+        </w:rPr>
+        <w:t xml:space="preserve">, however, followed </w:t>
+      </w:r>
+      <w:proofErr w:type="gramStart"/>
+      <w:r>
+        <w:rPr>
+          <w:rFonts w:ascii="Gentium Plus" w:hAnsi="Gentium Plus" w:cs="Gentium Plus"/>
+          <w:sz w:val="21"/>
+        </w:rPr>
+        <w:t>exactly the same</w:t>
+      </w:r>
+      <w:proofErr w:type="gramEnd"/>
+      <w:r>
+        <w:rPr>
+          <w:rFonts w:ascii="Gentium Plus" w:hAnsi="Gentium Plus" w:cs="Gentium Plus"/>
+          <w:sz w:val="21"/>
+        </w:rPr>
+        <w:t xml:space="preserve"> formula.  </w:t>
+      </w:r>
+      <w:r>
+        <w:rPr>
+          <w:rFonts w:ascii="Gentium Plus" w:hAnsi="Gentium Plus" w:cs="Gentium Plus"/>
+          <w:sz w:val="21"/>
+        </w:rPr>
+        <w:t xml:space="preserve">What is nonetheless true is that developmental performance has historically occupied an unusually prominent place in the political bargains of </w:t>
+      </w:r>
+      <w:proofErr w:type="gramStart"/>
+      <w:r>
+        <w:rPr>
+          <w:rFonts w:ascii="Gentium Plus" w:hAnsi="Gentium Plus" w:cs="Gentium Plus"/>
+          <w:sz w:val="21"/>
+        </w:rPr>
+        <w:t>a number of</w:t>
+      </w:r>
+      <w:proofErr w:type="gramEnd"/>
+      <w:r>
+        <w:rPr>
+          <w:rFonts w:ascii="Gentium Plus" w:hAnsi="Gentium Plus" w:cs="Gentium Plus"/>
+          <w:sz w:val="21"/>
+        </w:rPr>
+        <w:t xml:space="preserve"> influential Asian states.  </w:t>
+      </w:r>
+      <w:r>
+        <w:rPr>
+          <w:rFonts w:ascii="Gentium Plus" w:hAnsi="Gentium Plus" w:cs="Gentium Plus"/>
+          <w:sz w:val="21"/>
+        </w:rPr>
+        <w:t xml:space="preserve">This makes </w:t>
+      </w:r>
+      <w:r>
+        <w:rPr>
+          <w:rFonts w:ascii="Gentium Plus" w:hAnsi="Gentium Plus" w:cs="Gentium Plus"/>
+          <w:sz w:val="21"/>
+        </w:rPr>
         <w:t>particular</w:t>
       </w:r>
       <w:r>
@@ -4646,6 +5082,87 @@
           <w:sz w:val="21"/>
         </w:rPr>
         <w:t xml:space="preserve"> the economic foundations of that political legitimacy.</w:t>
+      </w:r>
+      <w:r>
+        <w:rPr>
+          <w:rFonts w:ascii="Gentium Plus" w:hAnsi="Gentium Plus" w:cs="Gentium Plus"/>
+          <w:sz w:val="21"/>
+        </w:rPr>
+        <w:t xml:space="preserve">  </w:t>
+      </w:r>
+      <w:r>
+        <w:rPr>
+          <w:rFonts w:ascii="Gentium Plus" w:hAnsi="Gentium Plus" w:cs="Gentium Plus"/>
+          <w:sz w:val="21"/>
+        </w:rPr>
+        <w:t>Can</w:t>
+      </w:r>
+      <w:r>
+        <w:rPr>
+          <w:rFonts w:ascii="Gentium Plus" w:hAnsi="Gentium Plus" w:cs="Gentium Plus"/>
+          <w:sz w:val="21"/>
+        </w:rPr>
+        <w:t xml:space="preserve"> the institutions that previously coordinated industrialization now </w:t>
+      </w:r>
+      <w:proofErr w:type="gramStart"/>
+      <w:r>
+        <w:rPr>
+          <w:rFonts w:ascii="Gentium Plus" w:hAnsi="Gentium Plus" w:cs="Gentium Plus"/>
+          <w:sz w:val="21"/>
+        </w:rPr>
+        <w:t>manage</w:t>
+      </w:r>
+      <w:proofErr w:type="gramEnd"/>
+      <w:r>
+        <w:rPr>
+          <w:rFonts w:ascii="Gentium Plus" w:hAnsi="Gentium Plus" w:cs="Gentium Plus"/>
+          <w:sz w:val="21"/>
+        </w:rPr>
+        <w:t xml:space="preserve"> AI diffusion? </w:t>
+      </w:r>
+      <w:r>
+        <w:rPr>
+          <w:rFonts w:ascii="Gentium Plus" w:hAnsi="Gentium Plus" w:cs="Gentium Plus"/>
+          <w:sz w:val="21"/>
+        </w:rPr>
+        <w:t>How</w:t>
+      </w:r>
+      <w:r>
+        <w:rPr>
+          <w:rFonts w:ascii="Gentium Plus" w:hAnsi="Gentium Plus" w:cs="Gentium Plus"/>
+          <w:sz w:val="21"/>
+        </w:rPr>
+        <w:t xml:space="preserve"> does AI affect political bargains in economies with very different </w:t>
+      </w:r>
+      <w:proofErr w:type="spellStart"/>
+      <w:r>
+        <w:rPr>
+          <w:rFonts w:ascii="Gentium Plus" w:hAnsi="Gentium Plus" w:cs="Gentium Plus"/>
+          <w:sz w:val="21"/>
+        </w:rPr>
+        <w:t>labour</w:t>
+      </w:r>
+      <w:proofErr w:type="spellEnd"/>
+      <w:r>
+        <w:rPr>
+          <w:rFonts w:ascii="Gentium Plus" w:hAnsi="Gentium Plus" w:cs="Gentium Plus"/>
+          <w:sz w:val="21"/>
+        </w:rPr>
+        <w:t xml:space="preserve">-market and demographic structures? </w:t>
+      </w:r>
+      <w:r>
+        <w:rPr>
+          <w:rFonts w:ascii="Gentium Plus" w:hAnsi="Gentium Plus" w:cs="Gentium Plus"/>
+          <w:sz w:val="21"/>
+        </w:rPr>
+        <w:t xml:space="preserve"> H</w:t>
+      </w:r>
+      <w:r>
+        <w:rPr>
+          <w:rFonts w:ascii="Gentium Plus" w:hAnsi="Gentium Plus" w:cs="Gentium Plus"/>
+          <w:sz w:val="21"/>
+        </w:rPr>
+        <w:t>ow do Asian economies with widely varying technological capabilities navigate their dependence on foreign AI infrastructure?</w:t>
       </w:r>
       <w:r>
         <w:rPr>
@@ -4663,6 +5180,13 @@
           <w:sz w:val="21"/>
         </w:rPr>
       </w:pPr>
+      <w:r>
+        <w:rPr>
+          <w:rFonts w:ascii="Gentium Plus" w:hAnsi="Gentium Plus" w:cs="Gentium Plus"/>
+          <w:sz w:val="21"/>
+        </w:rPr>
+        <w:t>The country-team design studio approach that the course takes is well-suited to addressing these questions.  Part of the intellectual problem is how Asian states are not interchangeable examples in every way: country teams will unpack the differences, and course-wide discussions will surface the lessons from these variations.</w:t>
+      </w:r>
     </w:p>
     <w:p>
       <w:pPr>
@@ -4830,7 +5354,15 @@
           <w:rFonts w:ascii="Gentium Plus" w:hAnsi="Gentium Plus" w:cs="Gentium Plus"/>
           <w:sz w:val="21"/>
         </w:rPr>
-        <w:t>The object of study is the interaction of production, institutions, and political power. Students explain adoption incentives, relative costs, market structure, public goods, distributional coalitions, bureaucratic autonomy, legitimacy, and interstate dependence. Technical concepts are introduced only far enough to assess claims about economic capabilities and constraints. Legal rules, engineering choices, and computing systems enter when they alter policy incentives, accountability, or feasibility; the elective does not require professional training in those fields.</w:t>
+        <w:t xml:space="preserve">The object of study is the interaction of production, institutions, and political power. Students explain adoption incentives, relative costs, market structure, public goods, distributional coalitions, bureaucratic autonomy, legitimacy, and interstate dependence. Technical concepts are introduced only far enough to assess claims about economic capabilities and constraints. Legal rules, engineering choices, and computing systems enter </w:t>
+      </w:r>
+      <w:r>
+        <w:rPr>
+          <w:rFonts w:ascii="Gentium Plus" w:hAnsi="Gentium Plus" w:cs="Gentium Plus"/>
+          <w:sz w:val="21"/>
+        </w:rPr>
+        <w:lastRenderedPageBreak/>
+        <w:t>when they alter policy incentives, accountability, or feasibility; the elective does not require professional training in those fields.</w:t>
       </w:r>
     </w:p>
     <w:p>
@@ -4864,7 +5396,6 @@
           <w:b w:val="0"/>
           <w:bCs w:val="0"/>
         </w:rPr>
-        <w:lastRenderedPageBreak/>
         <w:t>Asia and the developmental state</w:t>
       </w:r>
     </w:p>
@@ -7249,7 +7780,7 @@
       </w:r>
     </w:p>
     <w:sectPr>
-      <w:footerReference w:type="default" r:id="rId9"/>
+      <w:footerReference w:type="default" r:id="rId10"/>
       <w:pgSz w:w="11909" w:h="16834"/>
       <w:pgMar w:top="1008" w:right="1123" w:bottom="1008" w:left="1123" w:header="720" w:footer="720" w:gutter="0"/>
       <w:cols w:space="720"/>
@@ -7953,7 +8484,7 @@
   <w:style w:type="paragraph" w:default="1" w:styleId="Normal">
     <w:name w:val="Normal"/>
     <w:qFormat/>
-    <w:rsid w:val="00FC693F"/>
+    <w:rsid w:val="00271E1C"/>
     <w:pPr>
       <w:spacing w:after="140" w:line="259" w:lineRule="auto"/>
     </w:pPr>
@@ -18941,6 +19472,24 @@
       </w:tcPr>
     </w:tblStylePr>
   </w:style>
+  <w:style w:type="paragraph" w:styleId="NormalWeb">
+    <w:name w:val="Normal (Web)"/>
+    <w:basedOn w:val="Normal"/>
+    <w:uiPriority w:val="99"/>
+    <w:semiHidden/>
+    <w:unhideWhenUsed/>
+    <w:rsid w:val="00271E1C"/>
+    <w:pPr>
+      <w:spacing w:before="100" w:beforeAutospacing="1" w:after="100" w:afterAutospacing="1" w:line="240" w:lineRule="auto"/>
+    </w:pPr>
+    <w:rPr>
+      <w:rFonts w:ascii="Times New Roman" w:eastAsia="Times New Roman" w:hAnsi="Times New Roman" w:cs="Times New Roman"/>
+      <w:color w:val="auto"/>
+      <w:sz w:val="24"/>
+      <w:szCs w:val="24"/>
+      <w:lang w:val="en-SG" w:eastAsia="en-GB"/>
+    </w:rPr>
+  </w:style>
 </w:styles>
 </file>
 

--- a/AI-Economics-IR/PP518x-2026t27-AI-New-Asian-State/DQ-2026.10-Course-Design-AI-New-Asian-State.docx
+++ b/AI-Economics-IR/PP518x-2026t27-AI-New-Asian-State/DQ-2026.10-Course-Design-AI-New-Asian-State.docx
@@ -476,7 +476,31 @@
         <w:rPr>
           <w:rFonts w:ascii="Gentium Plus" w:hAnsi="Gentium Plus" w:cs="Gentium Plus"/>
         </w:rPr>
-        <w:t xml:space="preserve"> build up to the White Paper.  Suppose the Malaysian government is deliberating on subsidizing AI adoption by small or medium-sized manufacturing firms.  The economic analysis investigates if AI lowers production costs, strengthens worker productivity (thus raising employment), or shifts Malaysia’s comparative advantage in trade.  Development state reasoning looks at whether the government can identify beneficiaries, coordinate related investments, and monitor and disciple firms receiving subsidies.  Who benefits, who loses, and by how much? Can the stakeholders sustain implementation?  Strategic interdependence checks if dependence on foreign suppliers grows to be unacceptable.  </w:t>
+        <w:t xml:space="preserve"> build up to the White Paper.  Suppose the Malaysian government is deliberating on subsidizing AI adoption by small or medium-sized manufacturing firms.  The economic analysis investigates if AI lowers production costs, strengthens worker productivity (thus raising employment), or shifts Malaysia’s comparative advantage in trade.  Development</w:t>
+      </w:r>
+      <w:r>
+        <w:rPr>
+          <w:rFonts w:ascii="Gentium Plus" w:hAnsi="Gentium Plus" w:cs="Gentium Plus"/>
+        </w:rPr>
+        <w:t>al-</w:t>
+      </w:r>
+      <w:r>
+        <w:rPr>
+          <w:rFonts w:ascii="Gentium Plus" w:hAnsi="Gentium Plus" w:cs="Gentium Plus"/>
+        </w:rPr>
+        <w:t>state reasoning looks at whether the government can identify beneficiaries, coordinate related investments, and monitor and discipl</w:t>
+      </w:r>
+      <w:r>
+        <w:rPr>
+          <w:rFonts w:ascii="Gentium Plus" w:hAnsi="Gentium Plus" w:cs="Gentium Plus"/>
+        </w:rPr>
+        <w:t>in</w:t>
+      </w:r>
+      <w:r>
+        <w:rPr>
+          <w:rFonts w:ascii="Gentium Plus" w:hAnsi="Gentium Plus" w:cs="Gentium Plus"/>
+        </w:rPr>
+        <w:t xml:space="preserve">e firms receiving subsidies.  Who benefits, who loses, and by how much? Can the stakeholders sustain implementation?  Strategic interdependence checks if dependence on foreign suppliers grows to be unacceptable.  </w:t>
       </w:r>
     </w:p>
     <w:p>
@@ -1674,7 +1698,19 @@
         <w:rPr>
           <w:rFonts w:ascii="Gentium Plus" w:hAnsi="Gentium Plus" w:cs="Gentium Plus"/>
         </w:rPr>
-        <w:t xml:space="preserve">L means the reading is in the authoritative Google Drive Library’s </w:t>
+        <w:t xml:space="preserve">L means the reading is in </w:t>
+      </w:r>
+      <w:r>
+        <w:rPr>
+          <w:rFonts w:ascii="Gentium Plus" w:hAnsi="Gentium Plus" w:cs="Gentium Plus"/>
+        </w:rPr>
+        <w:t>my</w:t>
+      </w:r>
+      <w:r>
+        <w:rPr>
+          <w:rFonts w:ascii="Gentium Plus" w:hAnsi="Gentium Plus" w:cs="Gentium Plus"/>
+        </w:rPr>
+        <w:t xml:space="preserve"> Google Drive Library’s </w:t>
       </w:r>
       <w:hyperlink r:id="rId9">
         <w:r>
@@ -3369,7 +3405,7 @@
         <w:rPr>
           <w:rFonts w:ascii="Gentium Plus" w:hAnsi="Gentium Plus" w:cs="Gentium Plus"/>
         </w:rPr>
-        <w:t>Core: FN [X], pp. 49–58, network structure and coercive power (10); R [L], entire Library article, PDF pp. 1–12, governance barriers and pathways (12).</w:t>
+        <w:t>Core: FN [X], pp. 49–58, network structure and coercive power (10); R [L], entire article, PDF pp. 1–12, governance barriers and pathways (12).</w:t>
       </w:r>
     </w:p>
     <w:p>
@@ -3419,19 +3455,7 @@
         <w:rPr>
           <w:rFonts w:ascii="Gentium Plus" w:hAnsi="Gentium Plus" w:cs="Gentium Plus"/>
         </w:rPr>
-        <w:t xml:space="preserve">Team </w:t>
-      </w:r>
-      <w:r>
-        <w:rPr>
-          <w:rFonts w:ascii="Gentium Plus" w:hAnsi="Gentium Plus" w:cs="Gentium Plus"/>
-        </w:rPr>
-        <w:t xml:space="preserve">strategy </w:t>
-      </w:r>
-      <w:r>
-        <w:rPr>
-          <w:rFonts w:ascii="Gentium Plus" w:hAnsi="Gentium Plus" w:cs="Gentium Plus"/>
-        </w:rPr>
-        <w:t xml:space="preserve">presentations of White Paper draft.  OR </w:t>
+        <w:t xml:space="preserve">Team strategy presentations of White Paper draft.  OR </w:t>
       </w:r>
       <w:r>
         <w:rPr>
@@ -3569,25 +3593,37 @@
         <w:rPr>
           <w:rFonts w:ascii="Gentium Plus" w:hAnsi="Gentium Plus" w:cs="Gentium Plus"/>
         </w:rPr>
-        <w:t xml:space="preserve">Team </w:t>
-      </w:r>
-      <w:r>
-        <w:rPr>
-          <w:rFonts w:ascii="Gentium Plus" w:hAnsi="Gentium Plus" w:cs="Gentium Plus"/>
-        </w:rPr>
-        <w:t xml:space="preserve">strategy </w:t>
-      </w:r>
-      <w:r>
-        <w:rPr>
-          <w:rFonts w:ascii="Gentium Plus" w:hAnsi="Gentium Plus" w:cs="Gentium Plus"/>
-        </w:rPr>
-        <w:t xml:space="preserve">presentations of White Paper draft.  OR </w:t>
-      </w:r>
-      <w:r>
-        <w:rPr>
-          <w:rFonts w:ascii="Gentium Plus" w:hAnsi="Gentium Plus" w:cs="Gentium Plus"/>
-        </w:rPr>
-        <w:t xml:space="preserve">In 45 minutes, conduct a parallel cabinet defence in paired teams, with each team receiving an uninterrupted presentation and questioning slot. In 35 minutes, compare strategies across countries and identify reforms whose effectiveness depends on development level or political institutions. In 15 minutes, write an individual reflection on the strongest challenge and one strategy assumption to monitor. Output: defended comparative conclusions. Team 6,000-word White Paper due </w:t>
+        <w:t xml:space="preserve"> No further presentation</w:t>
+      </w:r>
+      <w:r>
+        <w:rPr>
+          <w:rFonts w:ascii="Gentium Plus" w:hAnsi="Gentium Plus" w:cs="Gentium Plus"/>
+        </w:rPr>
+        <w:t xml:space="preserve">.  </w:t>
+      </w:r>
+      <w:r>
+        <w:rPr>
+          <w:rFonts w:ascii="Gentium Plus" w:hAnsi="Gentium Plus" w:cs="Gentium Plus"/>
+        </w:rPr>
+        <w:t>(Recorded here as a possibility but almost surely not needed, is i</w:t>
+      </w:r>
+      <w:r>
+        <w:rPr>
+          <w:rFonts w:ascii="Gentium Plus" w:hAnsi="Gentium Plus" w:cs="Gentium Plus"/>
+        </w:rPr>
+        <w:t>n 45 minutes, conduct a parallel cabinet defence in paired teams, with each team receiving an uninterrupted presentation and questioning slot. In 35 minutes, compare strategies across countries and identify reforms whose effectiveness depends on development level or political institutions. In 15 minutes, write an individual reflection on the strongest challenge and one strategy assumption to monitor. Output: defended comparative conclusions.</w:t>
+      </w:r>
+      <w:r>
+        <w:rPr>
+          <w:rFonts w:ascii="Gentium Plus" w:hAnsi="Gentium Plus" w:cs="Gentium Plus"/>
+        </w:rPr>
+        <w:t>)</w:t>
+      </w:r>
+      <w:r>
+        <w:rPr>
+          <w:rFonts w:ascii="Gentium Plus" w:hAnsi="Gentium Plus" w:cs="Gentium Plus"/>
+        </w:rPr>
+        <w:t xml:space="preserve"> Team 6,000-word White Paper due </w:t>
       </w:r>
       <w:r>
         <w:rPr>
@@ -4902,179 +4938,56 @@
           <w:rFonts w:ascii="Gentium Plus" w:hAnsi="Gentium Plus" w:cs="Gentium Plus"/>
           <w:sz w:val="21"/>
         </w:rPr>
-        <w:t>T</w:t>
+        <w:t>In several influential Asian developmental states, delivery of economic progress has historically been an important foundation of political legitimacy.</w:t>
       </w:r>
       <w:r>
         <w:rPr>
           <w:rFonts w:ascii="Gentium Plus" w:hAnsi="Gentium Plus" w:cs="Gentium Plus"/>
           <w:sz w:val="21"/>
         </w:rPr>
-        <w:t>he Asian developmental state</w:t>
+        <w:t xml:space="preserve">  This makes </w:t>
       </w:r>
       <w:r>
         <w:rPr>
           <w:rFonts w:ascii="Gentium Plus" w:hAnsi="Gentium Plus" w:cs="Gentium Plus"/>
           <w:sz w:val="21"/>
         </w:rPr>
-        <w:t>, as typically conceptualized,</w:t>
+        <w:t>particular</w:t>
       </w:r>
       <w:r>
         <w:rPr>
           <w:rFonts w:ascii="Gentium Plus" w:hAnsi="Gentium Plus" w:cs="Gentium Plus"/>
           <w:sz w:val="21"/>
         </w:rPr>
-        <w:t xml:space="preserve"> has </w:t>
+        <w:t>ly targeted and pressing the</w:t>
       </w:r>
       <w:r>
         <w:rPr>
           <w:rFonts w:ascii="Gentium Plus" w:hAnsi="Gentium Plus" w:cs="Gentium Plus"/>
           <w:sz w:val="21"/>
         </w:rPr>
-        <w:t>political legitimacy historically emerge from the delivery of economic objectives</w:t>
+        <w:t xml:space="preserve"> challenges that AI introduces</w:t>
       </w:r>
       <w:r>
         <w:rPr>
           <w:rFonts w:ascii="Gentium Plus" w:hAnsi="Gentium Plus" w:cs="Gentium Plus"/>
           <w:sz w:val="21"/>
         </w:rPr>
-        <w:t xml:space="preserve">.  </w:t>
+        <w:t xml:space="preserve"> for it </w:t>
       </w:r>
       <w:r>
         <w:rPr>
           <w:rFonts w:ascii="Gentium Plus" w:hAnsi="Gentium Plus" w:cs="Gentium Plus"/>
           <w:sz w:val="21"/>
         </w:rPr>
-        <w:t xml:space="preserve">Not </w:t>
+        <w:t xml:space="preserve">potentially </w:t>
       </w:r>
       <w:r>
         <w:rPr>
           <w:rFonts w:ascii="Gentium Plus" w:hAnsi="Gentium Plus" w:cs="Gentium Plus"/>
           <w:sz w:val="21"/>
         </w:rPr>
-        <w:t>all</w:t>
-      </w:r>
-      <w:r>
-        <w:rPr>
-          <w:rFonts w:ascii="Gentium Plus" w:hAnsi="Gentium Plus" w:cs="Gentium Plus"/>
-          <w:sz w:val="21"/>
-        </w:rPr>
-        <w:t xml:space="preserve"> Asian state</w:t>
-      </w:r>
-      <w:r>
-        <w:rPr>
-          <w:rFonts w:ascii="Gentium Plus" w:hAnsi="Gentium Plus" w:cs="Gentium Plus"/>
-          <w:sz w:val="21"/>
-        </w:rPr>
-        <w:t>s</w:t>
-      </w:r>
-      <w:r>
-        <w:rPr>
-          <w:rFonts w:ascii="Gentium Plus" w:hAnsi="Gentium Plus" w:cs="Gentium Plus"/>
-          <w:sz w:val="21"/>
-        </w:rPr>
-        <w:t xml:space="preserve"> ha</w:t>
-      </w:r>
-      <w:r>
-        <w:rPr>
-          <w:rFonts w:ascii="Gentium Plus" w:hAnsi="Gentium Plus" w:cs="Gentium Plus"/>
-          <w:sz w:val="21"/>
-        </w:rPr>
-        <w:t>ve</w:t>
-      </w:r>
-      <w:r>
-        <w:rPr>
-          <w:rFonts w:ascii="Gentium Plus" w:hAnsi="Gentium Plus" w:cs="Gentium Plus"/>
-          <w:sz w:val="21"/>
-        </w:rPr>
-        <w:t xml:space="preserve">, however, followed </w:t>
-      </w:r>
-      <w:proofErr w:type="gramStart"/>
-      <w:r>
-        <w:rPr>
-          <w:rFonts w:ascii="Gentium Plus" w:hAnsi="Gentium Plus" w:cs="Gentium Plus"/>
-          <w:sz w:val="21"/>
-        </w:rPr>
-        <w:t>exactly the same</w:t>
-      </w:r>
-      <w:proofErr w:type="gramEnd"/>
-      <w:r>
-        <w:rPr>
-          <w:rFonts w:ascii="Gentium Plus" w:hAnsi="Gentium Plus" w:cs="Gentium Plus"/>
-          <w:sz w:val="21"/>
-        </w:rPr>
-        <w:t xml:space="preserve"> formula.  </w:t>
-      </w:r>
-      <w:r>
-        <w:rPr>
-          <w:rFonts w:ascii="Gentium Plus" w:hAnsi="Gentium Plus" w:cs="Gentium Plus"/>
-          <w:sz w:val="21"/>
-        </w:rPr>
-        <w:t xml:space="preserve">What is nonetheless true is that developmental performance has historically occupied an unusually prominent place in the political bargains of </w:t>
-      </w:r>
-      <w:proofErr w:type="gramStart"/>
-      <w:r>
-        <w:rPr>
-          <w:rFonts w:ascii="Gentium Plus" w:hAnsi="Gentium Plus" w:cs="Gentium Plus"/>
-          <w:sz w:val="21"/>
-        </w:rPr>
-        <w:t>a number of</w:t>
-      </w:r>
-      <w:proofErr w:type="gramEnd"/>
-      <w:r>
-        <w:rPr>
-          <w:rFonts w:ascii="Gentium Plus" w:hAnsi="Gentium Plus" w:cs="Gentium Plus"/>
-          <w:sz w:val="21"/>
-        </w:rPr>
-        <w:t xml:space="preserve"> influential Asian states.  </w:t>
-      </w:r>
-      <w:r>
-        <w:rPr>
-          <w:rFonts w:ascii="Gentium Plus" w:hAnsi="Gentium Plus" w:cs="Gentium Plus"/>
-          <w:sz w:val="21"/>
-        </w:rPr>
-        <w:t xml:space="preserve">This makes </w:t>
-      </w:r>
-      <w:r>
-        <w:rPr>
-          <w:rFonts w:ascii="Gentium Plus" w:hAnsi="Gentium Plus" w:cs="Gentium Plus"/>
-          <w:sz w:val="21"/>
-        </w:rPr>
-        <w:t>particular</w:t>
-      </w:r>
-      <w:r>
-        <w:rPr>
-          <w:rFonts w:ascii="Gentium Plus" w:hAnsi="Gentium Plus" w:cs="Gentium Plus"/>
-          <w:sz w:val="21"/>
-        </w:rPr>
-        <w:t>ly targeted and pressing the</w:t>
-      </w:r>
-      <w:r>
-        <w:rPr>
-          <w:rFonts w:ascii="Gentium Plus" w:hAnsi="Gentium Plus" w:cs="Gentium Plus"/>
-          <w:sz w:val="21"/>
-        </w:rPr>
-        <w:t xml:space="preserve"> challenges that AI introduces</w:t>
-      </w:r>
-      <w:r>
-        <w:rPr>
-          <w:rFonts w:ascii="Gentium Plus" w:hAnsi="Gentium Plus" w:cs="Gentium Plus"/>
-          <w:sz w:val="21"/>
-        </w:rPr>
-        <w:t xml:space="preserve"> for it </w:t>
-      </w:r>
-      <w:r>
-        <w:rPr>
-          <w:rFonts w:ascii="Gentium Plus" w:hAnsi="Gentium Plus" w:cs="Gentium Plus"/>
-          <w:sz w:val="21"/>
-        </w:rPr>
-        <w:t>undermin</w:t>
-      </w:r>
-      <w:r>
-        <w:rPr>
-          <w:rFonts w:ascii="Gentium Plus" w:hAnsi="Gentium Plus" w:cs="Gentium Plus"/>
-          <w:sz w:val="21"/>
-        </w:rPr>
-        <w:t>es</w:t>
+        <w:t>alters</w:t>
       </w:r>
       <w:r>
         <w:rPr>
@@ -5202,21 +5115,19 @@
         </w:rPr>
         <w:t xml:space="preserve">Asian governments must make investment, workforce, and procurement decisions before the long-run trajectory of AI is settled. The policy problem is already concrete: productive use depends on complementary capabilities, diffusion across firms, and the institutions that distribute gains and manage adjustment. The </w:t>
       </w:r>
-      <w:proofErr w:type="gramStart"/>
       <w:r>
         <w:rPr>
           <w:rFonts w:ascii="Gentium Plus" w:hAnsi="Gentium Plus" w:cs="Gentium Plus"/>
           <w:sz w:val="21"/>
         </w:rPr>
-        <w:t>Library’s</w:t>
-      </w:r>
-      <w:proofErr w:type="gramEnd"/>
+        <w:t>research studies in the reading list</w:t>
+      </w:r>
       <w:r>
         <w:rPr>
           <w:rFonts w:ascii="Gentium Plus" w:hAnsi="Gentium Plus" w:cs="Gentium Plus"/>
           <w:sz w:val="21"/>
         </w:rPr>
-        <w:t xml:space="preserve"> workplace study, occupational-exposure analysis, and regional development evidence allow students to distinguish demonstrated gains from potential effects. The NBER research agenda then supplies conditional questions about larger changes in growth, organisation, distribution, and public finance. [BLR; ILO; FJ; WB; BKA]</w:t>
+        <w:t>, occupational-exposure analysis, and regional development evidence allow students to distinguish demonstrated gains from potential effects. The NBER research agenda then supplies conditional questions about larger changes in growth, organisation, distribution, and public finance. [BLR; ILO; FJ; WB; BKA]</w:t>
       </w:r>
     </w:p>
     <w:p>
@@ -5354,15 +5265,7 @@
           <w:rFonts w:ascii="Gentium Plus" w:hAnsi="Gentium Plus" w:cs="Gentium Plus"/>
           <w:sz w:val="21"/>
         </w:rPr>
-        <w:t xml:space="preserve">The object of study is the interaction of production, institutions, and political power. Students explain adoption incentives, relative costs, market structure, public goods, distributional coalitions, bureaucratic autonomy, legitimacy, and interstate dependence. Technical concepts are introduced only far enough to assess claims about economic capabilities and constraints. Legal rules, engineering choices, and computing systems enter </w:t>
-      </w:r>
-      <w:r>
-        <w:rPr>
-          <w:rFonts w:ascii="Gentium Plus" w:hAnsi="Gentium Plus" w:cs="Gentium Plus"/>
-          <w:sz w:val="21"/>
-        </w:rPr>
-        <w:lastRenderedPageBreak/>
-        <w:t>when they alter policy incentives, accountability, or feasibility; the elective does not require professional training in those fields.</w:t>
+        <w:t>The object of study is the interaction of production, institutions, and political power. Students explain adoption incentives, relative costs, market structure, public goods, distributional coalitions, bureaucratic autonomy, legitimacy, and interstate dependence. Technical concepts are introduced only far enough to assess claims about economic capabilities and constraints. Legal rules, engineering choices, and computing systems enter when they alter policy incentives, accountability, or feasibility; the elective does not require professional training in those fields.</w:t>
       </w:r>
     </w:p>
     <w:p>
@@ -5377,6 +5280,7 @@
           <w:rFonts w:ascii="Gentium Plus" w:hAnsi="Gentium Plus" w:cs="Gentium Plus"/>
           <w:sz w:val="21"/>
         </w:rPr>
+        <w:lastRenderedPageBreak/>
         <w:t>Economics and political science therefore have equal explanatory status. A technically plausible productivity gain is insufficient without an account of adoption, implementation, and distribution. A persuasive institutional narrative is insufficient without an economic mechanism and evidence about opportunity costs. Repeated paired-team critique and the common assignment rubrics make this integration assessable.</w:t>
       </w:r>
     </w:p>
@@ -5671,21 +5575,7 @@
         <w:rPr>
           <w:rFonts w:ascii="Gentium Plus" w:hAnsi="Gentium Plus" w:cs="Gentium Plus"/>
         </w:rPr>
-        <w:t xml:space="preserve">R. Roberts, Huw, Emmie Hine, Mariarosaria Taddeo, and Luciano Floridi. 2024. “Global AI governance: barriers and pathways forward.” International Affairs 100(3): 1275–1286. DOI: 10.1093/ia/iiae073. The </w:t>
-      </w:r>
-      <w:proofErr w:type="gramStart"/>
-      <w:r>
-        <w:rPr>
-          <w:rFonts w:ascii="Gentium Plus" w:hAnsi="Gentium Plus" w:cs="Gentium Plus"/>
-        </w:rPr>
-        <w:t>Library’s</w:t>
-      </w:r>
-      <w:proofErr w:type="gramEnd"/>
-      <w:r>
-        <w:rPr>
-          <w:rFonts w:ascii="Gentium Plus" w:hAnsi="Gentium Plus" w:cs="Gentium Plus"/>
-        </w:rPr>
-        <w:t xml:space="preserve"> advance PDF has placeholder journal pagination; assign PDF pp. 1–12.</w:t>
+        <w:t>R. Roberts, Huw, Emmie Hine, Mariarosaria Taddeo, and Luciano Floridi. 2024. “Global AI governance: barriers and pathways forward.” International Affairs 100(3): 1275–1286. DOI: 10.1093/ia/iiae073. The advance PDF has placeholder journal pagination; assign PDF pp. 1–12.</w:t>
       </w:r>
     </w:p>
     <w:p>
